--- a/assets/downloads/simulation-9/situation-and-setting.docx
+++ b/assets/downloads/simulation-9/situation-and-setting.docx
@@ -157,6 +157,197 @@
           <w:t xml:space="preserve"> via video conferencing. Each person can be in a location of their choosing as long as access to video conferencing, phone, or other necessary technology is available. If agreed upon by the coach and HCP, an in-person meeting could be scheduled.</w:t>
         </w:r>
       </w:ins>
+    </w:p>
+    <w:p>
+      <w:pPr>
+        <w:spacing w:line="480" w:lineRule="auto"/>
+        <w:rPr>
+          <w:color w:val="000000"/>
+        </w:rPr>
+      </w:pPr>
+      <w:r>
+        <w:rPr>
+          <w:rFonts w:ascii="Aptos" w:hAnsi="Aptos" w:eastAsia="Aptos" w:cs="Aptos"/>
+          <w:color w:val="000000"/>
+        </w:rPr>
+        <w:t/>
+      </w:r>
+      <w:r>
+        <w:rPr>
+          <w:rFonts w:ascii="Aptos" w:hAnsi="Aptos" w:eastAsia="Aptos" w:cs="Aptos"/>
+          <w:color w:val="000000"/>
+        </w:rPr>
+        <w:t/>
+      </w:r>
+      <w:r>
+        <w:rPr>
+          <w:rFonts w:ascii="Aptos" w:hAnsi="Aptos" w:eastAsia="Aptos" w:cs="Aptos"/>
+          <w:color w:val="000000"/>
+        </w:rPr>
+        <w:t>Standardized Patient (SP) Information</w:t>
+      </w:r>
+    </w:p>
+    <w:p>
+      <w:pPr>
+        <w:spacing w:line="480" w:lineRule="auto"/>
+        <w:rPr>
+          <w:color w:val="000000"/>
+        </w:rPr>
+      </w:pPr>
+      <w:r>
+        <w:rPr>
+          <w:rFonts w:ascii="Aptos" w:hAnsi="Aptos" w:eastAsia="Aptos" w:cs="Aptos"/>
+          <w:color w:val="000000"/>
+        </w:rPr>
+        <w:t xml:space="preserve">The </w:t>
+      </w:r>
+      <w:r>
+        <w:rPr>
+          <w:rFonts w:ascii="Aptos" w:hAnsi="Aptos" w:eastAsia="Aptos" w:cs="Aptos"/>
+          <w:color w:val="000000"/>
+        </w:rPr>
+        <w:t xml:space="preserve">SP </w:t>
+      </w:r>
+      <w:r>
+        <w:rPr>
+          <w:rFonts w:ascii="Aptos" w:hAnsi="Aptos" w:eastAsia="Aptos" w:cs="Aptos"/>
+          <w:color w:val="000000"/>
+        </w:rPr>
+        <w:t>in this case is fictional and does not appear in this simulation.</w:t>
+      </w:r>
+      <w:r>
+        <w:rPr>
+          <w:rFonts w:ascii="Aptos" w:hAnsi="Aptos" w:eastAsia="Aptos" w:cs="Aptos"/>
+          <w:color w:val="000000"/>
+        </w:rPr>
+        <w:t xml:space="preserve"> </w:t>
+      </w:r>
+      <w:r>
+        <w:rPr>
+          <w:rFonts w:ascii="Aptos" w:hAnsi="Aptos" w:eastAsia="Aptos" w:cs="Aptos"/>
+          <w:color w:val="000000"/>
+        </w:rPr>
+        <w:t xml:space="preserve">This </w:t>
+      </w:r>
+      <w:r>
+        <w:rPr>
+          <w:rFonts w:ascii="Aptos" w:hAnsi="Aptos" w:eastAsia="Aptos" w:cs="Aptos"/>
+          <w:color w:val="000000"/>
+        </w:rPr>
+        <w:t>simulation involves</w:t>
+      </w:r>
+      <w:r>
+        <w:rPr>
+          <w:rFonts w:ascii="Aptos" w:hAnsi="Aptos" w:eastAsia="Aptos" w:cs="Aptos"/>
+          <w:color w:val="000000"/>
+        </w:rPr>
+        <w:t xml:space="preserve"> a conversation with a coach about the athlete</w:t>
+      </w:r>
+      <w:r>
+        <w:rPr>
+          <w:rFonts w:ascii="Aptos" w:hAnsi="Aptos" w:eastAsia="Aptos" w:cs="Aptos"/>
+          <w:color w:val="000000"/>
+        </w:rPr>
+        <w:t>; thus,</w:t>
+      </w:r>
+      <w:r>
+        <w:rPr>
+          <w:rFonts w:ascii="Aptos" w:hAnsi="Aptos" w:eastAsia="Aptos" w:cs="Aptos"/>
+          <w:color w:val="000000"/>
+        </w:rPr>
+        <w:t xml:space="preserve"> there is no </w:t>
+      </w:r>
+      <w:r>
+        <w:rPr>
+          <w:rFonts w:ascii="Aptos" w:hAnsi="Aptos" w:eastAsia="Aptos" w:cs="Aptos"/>
+          <w:color w:val="000000"/>
+        </w:rPr>
+        <w:t>SP</w:t>
+      </w:r>
+      <w:r>
+        <w:rPr>
+          <w:rFonts w:ascii="Aptos" w:hAnsi="Aptos" w:eastAsia="Aptos" w:cs="Aptos"/>
+          <w:color w:val="000000"/>
+        </w:rPr>
+        <w:t>.</w:t>
+      </w:r>
+      <w:r>
+        <w:rPr>
+          <w:rFonts w:ascii="Aptos" w:hAnsi="Aptos" w:eastAsia="Aptos" w:cs="Aptos"/>
+          <w:color w:val="000000"/>
+        </w:rPr>
+        <w:t xml:space="preserve"> </w:t>
+      </w:r>
+      <w:r>
+        <w:rPr>
+          <w:rFonts w:ascii="Aptos" w:hAnsi="Aptos" w:eastAsia="Aptos" w:cs="Aptos"/>
+          <w:color w:val="000000"/>
+        </w:rPr>
+        <w:t xml:space="preserve">The case information for the </w:t>
+      </w:r>
+      <w:r>
+        <w:rPr>
+          <w:rFonts w:ascii="Aptos" w:hAnsi="Aptos" w:eastAsia="Aptos" w:cs="Aptos"/>
+          <w:color w:val="000000"/>
+        </w:rPr>
+        <w:t>SP</w:t>
+      </w:r>
+      <w:r>
+        <w:rPr>
+          <w:rFonts w:ascii="Aptos" w:hAnsi="Aptos" w:eastAsia="Aptos" w:cs="Aptos"/>
+          <w:color w:val="000000"/>
+        </w:rPr>
+        <w:t xml:space="preserve"> (the athlete) is provided to the students</w:t>
+      </w:r>
+      <w:r>
+        <w:rPr>
+          <w:rFonts w:ascii="Aptos" w:hAnsi="Aptos" w:eastAsia="Aptos" w:cs="Aptos"/>
+          <w:color w:val="000000"/>
+        </w:rPr>
+        <w:t xml:space="preserve"> and is no different from the coach’s information</w:t>
+      </w:r>
+      <w:r>
+        <w:rPr>
+          <w:rFonts w:ascii="Aptos" w:hAnsi="Aptos" w:eastAsia="Aptos" w:cs="Aptos"/>
+          <w:color w:val="000000"/>
+        </w:rPr>
+        <w:t>.</w:t>
+      </w:r>
+      <w:r>
+        <w:rPr>
+          <w:rFonts w:ascii="Aptos" w:hAnsi="Aptos" w:eastAsia="Aptos" w:cs="Aptos"/>
+          <w:color w:val="000000"/>
+        </w:rPr>
+        <w:t xml:space="preserve"> The coach is considered an EP</w:t>
+      </w:r>
+      <w:r>
+        <w:rPr>
+          <w:rFonts w:ascii="Aptos" w:hAnsi="Aptos" w:eastAsia="Aptos" w:cs="Aptos"/>
+          <w:color w:val="000000"/>
+        </w:rPr>
+        <w:t>,</w:t>
+      </w:r>
+      <w:r>
+        <w:rPr>
+          <w:rFonts w:ascii="Aptos" w:hAnsi="Aptos" w:eastAsia="Aptos" w:cs="Aptos"/>
+          <w:color w:val="000000"/>
+        </w:rPr>
+        <w:t xml:space="preserve"> and information for the coach is in the Embedded Personnel </w:t>
+      </w:r>
+      <w:r>
+        <w:rPr>
+          <w:rFonts w:ascii="Aptos" w:hAnsi="Aptos" w:eastAsia="Aptos" w:cs="Aptos"/>
+          <w:color w:val="000000"/>
+        </w:rPr>
+        <w:t>section</w:t>
+      </w:r>
+      <w:r>
+        <w:rPr>
+          <w:rFonts w:ascii="Aptos" w:hAnsi="Aptos" w:eastAsia="Aptos" w:cs="Aptos"/>
+          <w:color w:val="000000"/>
+        </w:rPr>
+        <w:t xml:space="preserve"> </w:t>
+      </w:r>
     </w:p>
     <w:sectPr>
       <w:footerReference w:type="even" r:id="rId8"/>
@@ -286,7 +477,7 @@
         <w:i/>
         <w:sz w:val="18"/>
       </w:rPr>
-      <w:t>Clinical Simulations for the Athletic Trainer HKPropel Access</w:t>
+      <w:t>Clinical Simulations for the Athletic Trainer Instructor Guide</w:t>
     </w:r>
     <w:r>
       <w:rPr>
